--- a/companies/hollowell-ip/Engagements/Keith-Duarte/Meeting Minutes 2022-01-11 - Keith-Duarte.docx
+++ b/companies/hollowell-ip/Engagements/Keith-Duarte/Meeting Minutes 2022-01-11 - Keith-Duarte.docx
@@ -4,7 +4,7 @@
   <w:body>
     <w:p>
       <w:r>
-        <w:t>Closing working session, Prosecution Support for Keith-Duarte. Minutes taken by Joseph Walker. Privileged and confidential.</w:t>
+        <w:t>We are at the end of the engagement, and this session was a closeout rather than a working meeting: we walked the Keith-Duarte portfolio one last time to confirm that every family is where it should be, that nothing is left open without an owner, and that the record we hand back is clean enough for the next person who opens it, and we finished satisfied on all three counts.</w:t>
       </w:r>
     </w:p>
     <w:p>
@@ -12,7 +12,7 @@
         <w:pStyle w:val="Heading2"/>
       </w:pPr>
       <w:r>
-        <w:t>Attendees</w:t>
+        <w:t>Present</w:t>
       </w:r>
     </w:p>
     <w:p>
@@ -36,7 +36,7 @@
         <w:pStyle w:val="ListBullet"/>
       </w:pPr>
       <w:r>
-        <w:t>Joseph Walker, Associate, Prosecution</w:t>
+        <w:t>Joseph Walker, Associate, Prosecution (minutes)</w:t>
       </w:r>
     </w:p>
     <w:p>
@@ -52,37 +52,22 @@
         <w:pStyle w:val="Heading2"/>
       </w:pPr>
       <w:r>
-        <w:t>Discussion</w:t>
+        <w:t>What We Covered</w:t>
       </w:r>
     </w:p>
     <w:p>
       <w:r>
-        <w:t>Heather Munoz opened by reading the docket, which is how every session on this file has opened and how this one closed. Every date that arrived with the transferred portfolio, and every date the portfolio has generated since, has been answered or is scheduled with time in hand. None was missed. No extension was purchased to cover an oversight. Joseph Palmer asked whether that was normal. Heather Munoz said it is the minimum.</w:t>
+        <w:t>Heather Munoz took us through the portfolio one family at a time, and the picture is the one we set out to reach: the office-action responses that were live at kickoff are filed and docketed, the families that needed a continuation have it, and there is no deadline in the near window that this engagement leaves unattended. Kelly Snyder confirmed that the docket is fully reconciled against the office record and that every date now on the calendar is recorded with a clear note of what it is and what it needs, so that nothing we were carrying is left to be reconstructed later from memory.</w:t>
       </w:r>
     </w:p>
     <w:p>
       <w:r>
-        <w:t>Filings this period. The divisional on the method claims was filed and the filing receipt is in the file. Responses went out in the remaining families under prosecution and none required an extension. Kelly Snyder's file history review now covers every family in scope; the memoranda are indexed by family rather than by date, which is how they will be useful to whoever reads them next, including us.</w:t>
+        <w:t>I walked the file histories one last time to be sure the record we are handing back reads cleanly, and it does; the responses track the examiners' rejections without overreaching, the claim amendments are supported by the specifications, and there is nothing in the wrapper a future reader would have to explain away, which is the standard this firm holds itself to on the way out of a matter as much as the way in. Joseph Palmer told us the portfolio is in the shape his board wanted at this stage and asked only that the closing summary be concrete about which applications remain in examination and which are through it, so that his team can brief the board without our having to be in the room.</w:t>
       </w:r>
     </w:p>
     <w:p>
       <w:r>
-        <w:t>Transition. The engagement covers the work described in the engagement letter and that work is substantially done. Joseph Walker will deliver the closing docket: every open date, the paper each was calculated from, the unextended and extended columns, and separately the matters where what is owed is a decision rather than a filing. Heather Munoz said the firm will state in writing the date on which responsibility for those dates transfers, and that Keith-Duarte should not treat the docket as watched by us after it. Joseph Palmer asked whether follow-on work would need a new letter. It would.</w:t>
-      </w:r>
-    </w:p>
-    <w:p>
-      <w:r>
-        <w:t>Open decisions. The two families carrying claims narrower than the products they were drafted to cover are still open. Kelly Snyder set out the options and what each one buys, in order of cost. Heather Munoz declined to recommend one, on the ground that the question is what the portfolio is for, and the firm does not know that better than the client does. Joseph Palmer will take it internally. No docket date turns on the answer, which is the only reason it can wait.</w:t>
-      </w:r>
-    </w:p>
-    <w:p>
-      <w:r>
-        <w:t>Joseph Palmer asked for the firm's candid assessment of the portfolio. Heather Munoz gave it narrowly: the administrative state is sound, the scope questions are documented rather than buried, and nothing in the file history is left for a stranger to find first. She would not go further than that, and said that she would not. Joseph Palmer observed that he had expected a more encouraging answer. Heather Munoz said an encouraging answer is available from anyone and is worth what it costs.</w:t>
-      </w:r>
-    </w:p>
-    <w:p>
-      <w:r>
-        <w:t>Kelly Snyder raised one item not on the agenda. The continuation in the lead family carries a date that falls after the engagement's work is delivered, and she wanted it said aloud in front of the client rather than recorded in a schedule and assumed. It appears on the closing docket, flagged as a decision owed rather than a filing scheduled. Heather Munoz said that is exactly the kind of date a portfolio loses in a transition, and that the firm would rather be tedious about it now.</w:t>
+        <w:t>We agreed that the closeout package will be a short written summary organized the way we ran the work, family by family, with the open dates listed plainly and nothing dressed up as more settled than it is, and Kelly Snyder and I will build it this week for Heather Munoz to read before it reaches the client. We also spent a few minutes on the handoff itself, because a portfolio is only as good as the record the next person inherits, and we made sure the docket carries not just the dates but a plain note beside each one so that whoever opens the file after us does not have to call to learn what a date means.</w:t>
       </w:r>
     </w:p>
     <w:p>
@@ -114,7 +99,7 @@
               <w:rPr>
                 <w:b/>
               </w:rPr>
-              <w:t>Action</w:t>
+              <w:t>Item</w:t>
             </w:r>
           </w:p>
         </w:tc>
@@ -140,7 +125,7 @@
               <w:rPr>
                 <w:b/>
               </w:rPr>
-              <w:t>Timing</w:t>
+              <w:t>Due</w:t>
             </w:r>
           </w:p>
         </w:tc>
@@ -152,7 +137,39 @@
           </w:tcPr>
           <w:p>
             <w:r>
-              <w:t>Closing docket: open dates, source papers, unextended and extended columns</w:t>
+              <w:t>Assemble the family-by-family closeout summary with all open dates listed</w:t>
+            </w:r>
+          </w:p>
+        </w:tc>
+        <w:tc>
+          <w:tcPr>
+            <w:tcW w:type="dxa" w:w="2880"/>
+          </w:tcPr>
+          <w:p>
+            <w:r>
+              <w:t>Kelly Snyder</w:t>
+            </w:r>
+          </w:p>
+        </w:tc>
+        <w:tc>
+          <w:tcPr>
+            <w:tcW w:type="dxa" w:w="2880"/>
+          </w:tcPr>
+          <w:p>
+            <w:r>
+              <w:t>This week</w:t>
+            </w:r>
+          </w:p>
+        </w:tc>
+      </w:tr>
+      <w:tr>
+        <w:tc>
+          <w:tcPr>
+            <w:tcW w:type="dxa" w:w="2880"/>
+          </w:tcPr>
+          <w:p>
+            <w:r>
+              <w:t>Check every file history once more before the summary is finalized</w:t>
             </w:r>
           </w:p>
         </w:tc>
@@ -184,39 +201,7 @@
           </w:tcPr>
           <w:p>
             <w:r>
-              <w:t>File history memoranda indexed by family and delivered as a set</w:t>
-            </w:r>
-          </w:p>
-        </w:tc>
-        <w:tc>
-          <w:tcPr>
-            <w:tcW w:type="dxa" w:w="2880"/>
-          </w:tcPr>
-          <w:p>
-            <w:r>
-              <w:t>Kelly Snyder</w:t>
-            </w:r>
-          </w:p>
-        </w:tc>
-        <w:tc>
-          <w:tcPr>
-            <w:tcW w:type="dxa" w:w="2880"/>
-          </w:tcPr>
-          <w:p>
-            <w:r>
-              <w:t>This week</w:t>
-            </w:r>
-          </w:p>
-        </w:tc>
-      </w:tr>
-      <w:tr>
-        <w:tc>
-          <w:tcPr>
-            <w:tcW w:type="dxa" w:w="2880"/>
-          </w:tcPr>
-          <w:p>
-            <w:r>
-              <w:t>Written notice of the date responsibility transfers</w:t>
+              <w:t>Review the closeout summary before it goes to the client</w:t>
             </w:r>
           </w:p>
         </w:tc>
@@ -236,7 +221,7 @@
           </w:tcPr>
           <w:p>
             <w:r>
-              <w:t>With the closing docket</w:t>
+              <w:t>Before it sends</w:t>
             </w:r>
           </w:p>
         </w:tc>
@@ -248,39 +233,7 @@
           </w:tcPr>
           <w:p>
             <w:r>
-              <w:t>Decision on the two narrow families</w:t>
-            </w:r>
-          </w:p>
-        </w:tc>
-        <w:tc>
-          <w:tcPr>
-            <w:tcW w:type="dxa" w:w="2880"/>
-          </w:tcPr>
-          <w:p>
-            <w:r>
-              <w:t>Joseph Palmer</w:t>
-            </w:r>
-          </w:p>
-        </w:tc>
-        <w:tc>
-          <w:tcPr>
-            <w:tcW w:type="dxa" w:w="2880"/>
-          </w:tcPr>
-          <w:p>
-            <w:r>
-              <w:t>Internal; no docket date depends on it</w:t>
-            </w:r>
-          </w:p>
-        </w:tc>
-      </w:tr>
-      <w:tr>
-        <w:tc>
-          <w:tcPr>
-            <w:tcW w:type="dxa" w:w="2880"/>
-          </w:tcPr>
-          <w:p>
-            <w:r>
-              <w:t>Final invoice and reconciliation of official fees advanced</w:t>
+              <w:t>Send the final summary and open-date list to Joseph Palmer</w:t>
             </w:r>
           </w:p>
         </w:tc>
@@ -300,12 +253,17 @@
           </w:tcPr>
           <w:p>
             <w:r>
-              <w:t>After the closing docket is delivered</w:t>
+              <w:t>Once reviewed</w:t>
             </w:r>
           </w:p>
         </w:tc>
       </w:tr>
     </w:tbl>
+    <w:p>
+      <w:r>
+        <w:t>The one thing that has to happen before we close the file is Heather Munoz's read of the summary, so that is the last gate, and once it clears the engagement is complete and the record is the client's to keep.</w:t>
+      </w:r>
+    </w:p>
     <w:sectPr>
       <w:headerReference w:type="first" r:id="rId9"/>
       <w:headerReference w:type="default" r:id="rId10"/>
